--- a/rapports/2026-06-06/EQ12/EQ12_sup_v2/DR_043101000173/70-63-49-47.docx
+++ b/rapports/2026-06-06/EQ12/EQ12_sup_v2/DR_043101000173/70-63-49-47.docx
@@ -297,7 +297,7 @@
           <w:color w:val="1F6FEB"/>
           <w:sz w:val="22"/>
         </w:rPr>
-        <w:t>⚠ INCOHÉRENCES À CORRIGER (64)</w:t>
+        <w:t>⚠ INCOHÉRENCES À CORRIGER (60)</w:t>
       </w:r>
     </w:p>
     <w:tbl>
@@ -544,7 +544,7 @@
                 <w:color w:val="16A34A"/>
                 <w:sz w:val="16"/>
               </w:rPr>
-              <w:t>s01q32, s01q37, s04q23, s01q00b, s01q37_decode, s04q23_decode</w:t>
+              <w:t>s01q39</w:t>
             </w:r>
           </w:p>
         </w:tc>
@@ -575,7 +575,7 @@
                 <w:i w:val="0"/>
                 <w:sz w:val="17"/>
               </w:rPr>
-              <w:t>Incoherence! ndeye rama fall a declaré que la catégorie socioprofessionnelle de sa mère est Cadre moyen/agent de maîtrise alors que la mère elle-même declare comme catégorie socioprofessionnelle Stagière ou Apprenti rénuméré au niveau de la section 4b.</w:t>
+              <w:t>Incoherence! Abdoulaye Fall dispose d'un téléphone portable à s01q39, donc la raison évoquée ne peut pas être (ne dispose pas d'appareil).</w:t>
             </w:r>
           </w:p>
         </w:tc>
@@ -634,7 +634,7 @@
                 <w:color w:val="16A34A"/>
                 <w:sz w:val="16"/>
               </w:rPr>
-              <w:t>s01q39</w:t>
+              <w:t>—</w:t>
             </w:r>
           </w:p>
         </w:tc>
@@ -665,7 +665,7 @@
                 <w:i w:val="0"/>
                 <w:sz w:val="17"/>
               </w:rPr>
-              <w:t>Incoherence! Abdoulaye Fall dispose d'un téléphone portable à s01q39, donc la raison évoquée ne peut pas être (ne dispose pas d'appareil).</w:t>
+              <w:t>Incoherence! La mère de madjiguene fall est trop jeune ou vielle pour avoir madjiguene fall selon l'écart d'âge (13 ans) entre lui et sa mère, prière de revoir l'âge de madjiguene fall ou de sa mère.</w:t>
             </w:r>
           </w:p>
         </w:tc>
@@ -724,7 +724,7 @@
                 <w:color w:val="16A34A"/>
                 <w:sz w:val="16"/>
               </w:rPr>
-              <w:t>—</w:t>
+              <w:t>s01q32, s01q37, s04q23, s01q00b, s01q37_decode, s04q23_decode</w:t>
             </w:r>
           </w:p>
         </w:tc>
@@ -755,7 +755,7 @@
                 <w:i w:val="0"/>
                 <w:sz w:val="17"/>
               </w:rPr>
-              <w:t>Incoherence! La mère de madjiguene fall est trop jeune ou vielle pour avoir madjiguene fall selon l'écart d'âge (13 ans) entre lui et sa mère, prière de revoir l'âge de madjiguene fall ou de sa mère.</w:t>
+              <w:t>Incoherence! ndeye rama fall a declaré que la catégorie socioprofessionnelle de sa mère est Cadre moyen/agent de maîtrise alors que la mère elle-même declare comme catégorie socioprofessionnelle Stagière ou Apprenti rénuméré au niveau de la section 4b.</w:t>
             </w:r>
           </w:p>
         </w:tc>
@@ -1714,7 +1714,7 @@
                 <w:color w:val="16A34A"/>
                 <w:sz w:val="16"/>
               </w:rPr>
-              <w:t>—</w:t>
+              <w:t>s01q00</w:t>
             </w:r>
           </w:p>
         </w:tc>
@@ -1745,7 +1745,7 @@
                 <w:i w:val="0"/>
                 <w:sz w:val="17"/>
               </w:rPr>
-              <w:t>Prière de vérifier cette information auprès de l'enquêté et de corriger si nécessaire.</w:t>
+              <w:t>Attention ! Vous avez déclaré en s01q00 que le répondant est la personne elle-même, or El hadji ndiaye est trop jeune (4 ans) pour fournir des informations correctes.</w:t>
             </w:r>
           </w:p>
         </w:tc>
@@ -1835,7 +1835,7 @@
                 <w:i w:val="0"/>
                 <w:sz w:val="17"/>
               </w:rPr>
-              <w:t>Prière de verifier l'information donnée par ndeye rama fall ou corriger au niveau de la section 1.</w:t>
+              <w:t>Prière de refaire la section 1 pour El hadji ndiaye en demandant à un adulte de répondre aux questions à sa place.</w:t>
             </w:r>
           </w:p>
         </w:tc>
@@ -1894,7 +1894,7 @@
                 <w:color w:val="16A34A"/>
                 <w:sz w:val="16"/>
               </w:rPr>
-              <w:t>s00q27, s01q03a, s01q03b, s01q03c, s01q00b</w:t>
+              <w:t>—</w:t>
             </w:r>
           </w:p>
         </w:tc>
@@ -1925,7 +1925,7 @@
                 <w:i w:val="0"/>
                 <w:sz w:val="17"/>
               </w:rPr>
-              <w:t>Les informations sur l'acte de naissance (ni Jours, ni mois et ni années) de  Abdoulaye Fall  manquent, s'il vous plait pouvez-vous fournir d'effort pour avoir ces informations.</w:t>
+              <w:t>Prière de vérifier cette information auprès de l'enquêté et de corriger si nécessaire.</w:t>
             </w:r>
           </w:p>
         </w:tc>
@@ -1984,7 +1984,7 @@
                 <w:color w:val="16A34A"/>
                 <w:sz w:val="16"/>
               </w:rPr>
-              <w:t>s00q27, s01q03a, s01q03b, s01q03c, s01q00b</w:t>
+              <w:t>—</w:t>
             </w:r>
           </w:p>
         </w:tc>
@@ -2015,7 +2015,7 @@
                 <w:i w:val="0"/>
                 <w:sz w:val="17"/>
               </w:rPr>
-              <w:t>Les informations sur l'acte de naissance (ni Jours, ni mois et ni années) de  El hadji ndiaye  manquent, s'il vous plait pouvez-vous fournir d'effort pour avoir ces informations.</w:t>
+              <w:t>Dans le cas contraire rassurez vous que c'est bien son fils/fille biologique.</w:t>
             </w:r>
           </w:p>
         </w:tc>
@@ -2074,7 +2074,7 @@
                 <w:color w:val="16A34A"/>
                 <w:sz w:val="16"/>
               </w:rPr>
-              <w:t>s01q04a, s01q03b</w:t>
+              <w:t>s01q00</w:t>
             </w:r>
           </w:p>
         </w:tc>
@@ -2105,7 +2105,7 @@
                 <w:i w:val="0"/>
                 <w:sz w:val="17"/>
               </w:rPr>
-              <w:t>Le mois de l'enfant ( El hadji ndiaye ) n'est pas connu mais vous avez declaré en s01q04a le nombre de mois, prière de changer NSP au niveau de s01q03b.</w:t>
+              <w:t>Attention ! Vous avez déclaré en s01q00 que le répondant est la personne elle-même, or madjiguene fall est trop jeune (6 ans) pour fournir des informations correctes.</w:t>
             </w:r>
           </w:p>
         </w:tc>
@@ -2164,7 +2164,7 @@
                 <w:color w:val="16A34A"/>
                 <w:sz w:val="16"/>
               </w:rPr>
-              <w:t>s01q00</w:t>
+              <w:t>—</w:t>
             </w:r>
           </w:p>
         </w:tc>
@@ -2195,7 +2195,7 @@
                 <w:i w:val="0"/>
                 <w:sz w:val="17"/>
               </w:rPr>
-              <w:t>Attention ! Vous avez déclaré en s01q00 que le répondant est la personne elle-même, or El hadji ndiaye est trop jeune (4 ans) pour fournir des informations correctes.</w:t>
+              <w:t>Prière de refaire la section 1 pour madjiguene fall en demandant à un adulte de répondre aux questions à sa place.</w:t>
             </w:r>
           </w:p>
         </w:tc>
@@ -2285,367 +2285,7 @@
                 <w:i w:val="0"/>
                 <w:sz w:val="17"/>
               </w:rPr>
-              <w:t>Prière de refaire la section 1 pour El hadji ndiaye en demandant à un adulte de répondre aux questions à sa place.</w:t>
-            </w:r>
-          </w:p>
-        </w:tc>
-      </w:tr>
-      <w:tr>
-        <w:tc>
-          <w:tcPr>
-            <w:tcW w:type="dxa" w:w="964"/>
-          </w:tcPr>
-          <w:p>
-            <w:r>
-              <w:rPr>
-                <w:b/>
-                <w:i w:val="0"/>
-                <w:color w:val="EA580C"/>
-                <w:sz w:val="16"/>
-              </w:rPr>
-              <w:t>Moyenne</w:t>
-            </w:r>
-          </w:p>
-        </w:tc>
-        <w:tc>
-          <w:tcPr>
-            <w:tcW w:type="dxa" w:w="1247"/>
-          </w:tcPr>
-          <w:p>
-            <w:r>
-              <w:rPr>
-                <w:b/>
-                <w:i w:val="0"/>
-                <w:sz w:val="16"/>
-              </w:rPr>
-              <w:t>S01</w:t>
-              <w:br/>
-            </w:r>
-            <w:r>
-              <w:rPr>
-                <w:b w:val="0"/>
-                <w:i w:val="0"/>
-                <w:color w:val="64748B"/>
-                <w:sz w:val="14"/>
-              </w:rPr>
-              <w:t>Démographie</w:t>
-            </w:r>
-          </w:p>
-        </w:tc>
-        <w:tc>
-          <w:tcPr>
-            <w:tcW w:type="dxa" w:w="1531"/>
-          </w:tcPr>
-          <w:p>
-            <w:r>
-              <w:rPr>
-                <w:b/>
-                <w:i w:val="0"/>
-                <w:color w:val="16A34A"/>
-                <w:sz w:val="16"/>
-              </w:rPr>
-              <w:t>s00q27, s01q03a, s01q03b, s01q03c, s01q00b</w:t>
-            </w:r>
-          </w:p>
-        </w:tc>
-        <w:tc>
-          <w:tcPr>
-            <w:tcW w:type="dxa" w:w="1191"/>
-          </w:tcPr>
-          <w:p>
-            <w:r>
-              <w:rPr>
-                <w:b w:val="0"/>
-                <w:i w:val="0"/>
-                <w:color w:val="64748B"/>
-                <w:sz w:val="16"/>
-              </w:rPr>
-              <w:t>GT-CQ</w:t>
-            </w:r>
-          </w:p>
-        </w:tc>
-        <w:tc>
-          <w:tcPr>
-            <w:tcW w:type="dxa" w:w="4706"/>
-          </w:tcPr>
-          <w:p>
-            <w:r>
-              <w:rPr>
-                <w:b w:val="0"/>
-                <w:i w:val="0"/>
-                <w:sz w:val="17"/>
-              </w:rPr>
-              <w:t>Les informations sur l'acte de naissance (ni Jours, ni mois et ni années) de  madjiguene fall  manquent, s'il vous plait pouvez-vous fournir d'effort pour avoir ces informations.</w:t>
-            </w:r>
-          </w:p>
-        </w:tc>
-      </w:tr>
-      <w:tr>
-        <w:tc>
-          <w:tcPr>
-            <w:tcW w:type="dxa" w:w="964"/>
-          </w:tcPr>
-          <w:p>
-            <w:r>
-              <w:rPr>
-                <w:b/>
-                <w:i w:val="0"/>
-                <w:color w:val="EA580C"/>
-                <w:sz w:val="16"/>
-              </w:rPr>
-              <w:t>Moyenne</w:t>
-            </w:r>
-          </w:p>
-        </w:tc>
-        <w:tc>
-          <w:tcPr>
-            <w:tcW w:type="dxa" w:w="1247"/>
-          </w:tcPr>
-          <w:p>
-            <w:r>
-              <w:rPr>
-                <w:b/>
-                <w:i w:val="0"/>
-                <w:sz w:val="16"/>
-              </w:rPr>
-              <w:t>S01</w:t>
-              <w:br/>
-            </w:r>
-            <w:r>
-              <w:rPr>
-                <w:b w:val="0"/>
-                <w:i w:val="0"/>
-                <w:color w:val="64748B"/>
-                <w:sz w:val="14"/>
-              </w:rPr>
-              <w:t>Démographie</w:t>
-            </w:r>
-          </w:p>
-        </w:tc>
-        <w:tc>
-          <w:tcPr>
-            <w:tcW w:type="dxa" w:w="1531"/>
-          </w:tcPr>
-          <w:p>
-            <w:r>
-              <w:rPr>
-                <w:b/>
-                <w:i w:val="0"/>
-                <w:color w:val="16A34A"/>
-                <w:sz w:val="16"/>
-              </w:rPr>
-              <w:t>—</w:t>
-            </w:r>
-          </w:p>
-        </w:tc>
-        <w:tc>
-          <w:tcPr>
-            <w:tcW w:type="dxa" w:w="1191"/>
-          </w:tcPr>
-          <w:p>
-            <w:r>
-              <w:rPr>
-                <w:b w:val="0"/>
-                <w:i w:val="0"/>
-                <w:color w:val="64748B"/>
-                <w:sz w:val="16"/>
-              </w:rPr>
-              <w:t>GT-CQ</w:t>
-            </w:r>
-          </w:p>
-        </w:tc>
-        <w:tc>
-          <w:tcPr>
-            <w:tcW w:type="dxa" w:w="4706"/>
-          </w:tcPr>
-          <w:p>
-            <w:r>
-              <w:rPr>
-                <w:b w:val="0"/>
-                <w:i w:val="0"/>
-                <w:sz w:val="17"/>
-              </w:rPr>
-              <w:t>Dans le cas contraire rassurez vous que c'est bien son fils/fille biologique.</w:t>
-            </w:r>
-          </w:p>
-        </w:tc>
-      </w:tr>
-      <w:tr>
-        <w:tc>
-          <w:tcPr>
-            <w:tcW w:type="dxa" w:w="964"/>
-          </w:tcPr>
-          <w:p>
-            <w:r>
-              <w:rPr>
-                <w:b/>
-                <w:i w:val="0"/>
-                <w:color w:val="EA580C"/>
-                <w:sz w:val="16"/>
-              </w:rPr>
-              <w:t>Moyenne</w:t>
-            </w:r>
-          </w:p>
-        </w:tc>
-        <w:tc>
-          <w:tcPr>
-            <w:tcW w:type="dxa" w:w="1247"/>
-          </w:tcPr>
-          <w:p>
-            <w:r>
-              <w:rPr>
-                <w:b/>
-                <w:i w:val="0"/>
-                <w:sz w:val="16"/>
-              </w:rPr>
-              <w:t>S01</w:t>
-              <w:br/>
-            </w:r>
-            <w:r>
-              <w:rPr>
-                <w:b w:val="0"/>
-                <w:i w:val="0"/>
-                <w:color w:val="64748B"/>
-                <w:sz w:val="14"/>
-              </w:rPr>
-              <w:t>Démographie</w:t>
-            </w:r>
-          </w:p>
-        </w:tc>
-        <w:tc>
-          <w:tcPr>
-            <w:tcW w:type="dxa" w:w="1531"/>
-          </w:tcPr>
-          <w:p>
-            <w:r>
-              <w:rPr>
-                <w:b/>
-                <w:i w:val="0"/>
-                <w:color w:val="16A34A"/>
-                <w:sz w:val="16"/>
-              </w:rPr>
-              <w:t>s01q00</w:t>
-            </w:r>
-          </w:p>
-        </w:tc>
-        <w:tc>
-          <w:tcPr>
-            <w:tcW w:type="dxa" w:w="1191"/>
-          </w:tcPr>
-          <w:p>
-            <w:r>
-              <w:rPr>
-                <w:b w:val="0"/>
-                <w:i w:val="0"/>
-                <w:color w:val="64748B"/>
-                <w:sz w:val="16"/>
-              </w:rPr>
-              <w:t>GT-CQ</w:t>
-            </w:r>
-          </w:p>
-        </w:tc>
-        <w:tc>
-          <w:tcPr>
-            <w:tcW w:type="dxa" w:w="4706"/>
-          </w:tcPr>
-          <w:p>
-            <w:r>
-              <w:rPr>
-                <w:b w:val="0"/>
-                <w:i w:val="0"/>
-                <w:sz w:val="17"/>
-              </w:rPr>
-              <w:t>Attention ! Vous avez déclaré en s01q00 que le répondant est la personne elle-même, or madjiguene fall est trop jeune (6 ans) pour fournir des informations correctes.</w:t>
-            </w:r>
-          </w:p>
-        </w:tc>
-      </w:tr>
-      <w:tr>
-        <w:tc>
-          <w:tcPr>
-            <w:tcW w:type="dxa" w:w="964"/>
-          </w:tcPr>
-          <w:p>
-            <w:r>
-              <w:rPr>
-                <w:b/>
-                <w:i w:val="0"/>
-                <w:color w:val="EA580C"/>
-                <w:sz w:val="16"/>
-              </w:rPr>
-              <w:t>Moyenne</w:t>
-            </w:r>
-          </w:p>
-        </w:tc>
-        <w:tc>
-          <w:tcPr>
-            <w:tcW w:type="dxa" w:w="1247"/>
-          </w:tcPr>
-          <w:p>
-            <w:r>
-              <w:rPr>
-                <w:b/>
-                <w:i w:val="0"/>
-                <w:sz w:val="16"/>
-              </w:rPr>
-              <w:t>S01</w:t>
-              <w:br/>
-            </w:r>
-            <w:r>
-              <w:rPr>
-                <w:b w:val="0"/>
-                <w:i w:val="0"/>
-                <w:color w:val="64748B"/>
-                <w:sz w:val="14"/>
-              </w:rPr>
-              <w:t>Démographie</w:t>
-            </w:r>
-          </w:p>
-        </w:tc>
-        <w:tc>
-          <w:tcPr>
-            <w:tcW w:type="dxa" w:w="1531"/>
-          </w:tcPr>
-          <w:p>
-            <w:r>
-              <w:rPr>
-                <w:b/>
-                <w:i w:val="0"/>
-                <w:color w:val="16A34A"/>
-                <w:sz w:val="16"/>
-              </w:rPr>
-              <w:t>—</w:t>
-            </w:r>
-          </w:p>
-        </w:tc>
-        <w:tc>
-          <w:tcPr>
-            <w:tcW w:type="dxa" w:w="1191"/>
-          </w:tcPr>
-          <w:p>
-            <w:r>
-              <w:rPr>
-                <w:b w:val="0"/>
-                <w:i w:val="0"/>
-                <w:color w:val="64748B"/>
-                <w:sz w:val="16"/>
-              </w:rPr>
-              <w:t>GT-CQ</w:t>
-            </w:r>
-          </w:p>
-        </w:tc>
-        <w:tc>
-          <w:tcPr>
-            <w:tcW w:type="dxa" w:w="4706"/>
-          </w:tcPr>
-          <w:p>
-            <w:r>
-              <w:rPr>
-                <w:b w:val="0"/>
-                <w:i w:val="0"/>
-                <w:sz w:val="17"/>
-              </w:rPr>
-              <w:t>Prière de refaire la section 1 pour madjiguene fall en demandant à un adulte de répondre aux questions à sa place.</w:t>
+              <w:t>Prière de verifier l'information donnée par ndeye rama fall ou corriger au niveau de la section 1.</w:t>
             </w:r>
           </w:p>
         </w:tc>
